--- a/thesis-docs/00-任务书.docx
+++ b/thesis-docs/00-任务书.docx
@@ -604,7 +604,7 @@
           <w:i w:val="0"/>
           <w:sz w:val="24"/>
         </w:rPr>
-        <w:t>：手机号验证码登录；浏览已通过审核的商户与菜品；购物车管理；选择收货地址下单；模拟支付；订单列表、详情与状态跟踪；在允许范围内取消订单；收货地址管理；对已完成订单进行评价；</w:t>
+        <w:t>：手机号验证码登录；浏览已通过审核的商户与菜品；购物车管理；选择收货地址下单；模拟支付；订单列表、详情与状态跟踪；在允许范围内取消订单；对符合条件的订单发起退款申请并跟踪退款进度（退款为后期实现项）；收货地址管理；对已完成订单进行评价；</w:t>
       </w:r>
     </w:p>
     <w:p>

--- a/thesis-docs/00-任务书.docx
+++ b/thesis-docs/00-任务书.docx
@@ -636,7 +636,7 @@
           <w:i w:val="0"/>
           <w:sz w:val="24"/>
         </w:rPr>
-        <w:t>：注册并提交入驻申请（店铺名称、联系电话、地址、简介）；账号密码登录；查看审核状态（审核通过前不得使用经营功能）；菜品分类与菜品管理（上下架、价格与可售数量）；订单处理（接单、完成、取消）；营业信息维护与真实数据统计（订单数、营业额、营收趋势、热销菜品）；</w:t>
+        <w:t>：注册并提交入驻申请（店铺名称、联系电话、地址、简介）；账号密码登录；查看审核状态（审核通过前不得使用经营功能）；菜品分类与菜品管理（上下架、价格与可售数量）；订单处理（接单、取消；订单的完成由骑手送达确认触发）；营业信息维护与真实数据统计（订单数、营业额、营收趋势、热销菜品）；</w:t>
       </w:r>
     </w:p>
     <w:p>
